--- a/src/main/webapp/plantillas/INVERSION_4_COMPLEMENTO_CONTRATO.docx
+++ b/src/main/webapp/plantillas/INVERSION_4_COMPLEMENTO_CONTRATO.docx
@@ -1320,17 +1320,7 @@
           <w:sz w:val="24"/>
           <w:szCs w:val="24"/>
         </w:rPr>
-        <w:t xml:space="preserve">EL CONTRATANTE                                           </w:t>
-      </w:r>
-      <w:bookmarkStart w:id="2" w:name="_GoBack"/>
-      <w:bookmarkEnd w:id="2"/>
-      <w:r>
-        <w:rPr>
-          <w:rFonts w:ascii="Arial" w:eastAsia="Arial" w:hAnsi="Arial" w:cs="Arial"/>
-          <w:sz w:val="24"/>
-          <w:szCs w:val="24"/>
-        </w:rPr>
-        <w:t>EL CONTRATISTA</w:t>
+        <w:t>EL CONTRATANTE                                           EL CONTRATISTA</w:t>
       </w:r>
     </w:p>
     <w:p>
@@ -1591,7 +1581,25 @@
           <w:szCs w:val="16"/>
         </w:rPr>
         <w:lastRenderedPageBreak/>
-        <w:t>Proyectó: María Eugenia González Espinosa – Profesional Universitario</w:t>
+        <w:t xml:space="preserve">Proyectó: </w:t>
+      </w:r>
+      <w:r>
+        <w:rPr>
+          <w:rFonts w:ascii="Arial" w:eastAsia="Arial" w:hAnsi="Arial" w:cs="Arial"/>
+          <w:sz w:val="16"/>
+          <w:szCs w:val="16"/>
+        </w:rPr>
+        <w:t xml:space="preserve">${NOMBRE_PROYECTO} – </w:t>
+      </w:r>
+      <w:bookmarkStart w:id="2" w:name="_GoBack"/>
+      <w:bookmarkEnd w:id="2"/>
+      <w:r>
+        <w:rPr>
+          <w:rFonts w:ascii="Arial" w:eastAsia="Arial" w:hAnsi="Arial" w:cs="Arial"/>
+          <w:sz w:val="16"/>
+          <w:szCs w:val="16"/>
+        </w:rPr>
+        <w:t>${CARGO_PROYECTO}</w:t>
       </w:r>
     </w:p>
     <w:p/>
@@ -4707,6 +4715,9 @@
   <wne:recipientData>
     <wne:active wne:val="1"/>
   </wne:recipientData>
+  <wne:recipientData>
+    <wne:active wne:val="1"/>
+  </wne:recipientData>
 </wne:recipients>
 </file>
 
@@ -7739,7 +7750,7 @@
   <a:extraClrSchemeLst/>
   <a:extLst>
     <a:ext uri="{05A4C25C-085E-4340-85A3-A5531E510DB2}">
-      <thm15:themeFamily xmlns="" xmlns:thm15="http://schemas.microsoft.com/office/thememl/2012/main" name="Office Theme" id="{62F939B6-93AF-4DB8-9C6B-D6C7DFDC589F}" vid="{4A3C46E8-61CC-4603-A589-7422A47A8E4A}"/>
+      <thm15:themeFamily xmlns:thm15="http://schemas.microsoft.com/office/thememl/2012/main" xmlns="" name="Office Theme" id="{62F939B6-93AF-4DB8-9C6B-D6C7DFDC589F}" vid="{4A3C46E8-61CC-4603-A589-7422A47A8E4A}"/>
     </a:ext>
   </a:extLst>
 </a:theme>
@@ -7765,7 +7776,7 @@
 </file>
 
 <file path=customXml/itemProps2.xml><?xml version="1.0" encoding="utf-8"?>
-<ds:datastoreItem xmlns:ds="http://schemas.openxmlformats.org/officeDocument/2006/customXml" ds:itemID="{70C7F43D-0E5C-439B-B663-004C398A3416}">
+<ds:datastoreItem xmlns:ds="http://schemas.openxmlformats.org/officeDocument/2006/customXml" ds:itemID="{D3E4E811-E04E-41E2-B282-C4A22CF9BB71}">
   <ds:schemaRefs>
     <ds:schemaRef ds:uri="http://schemas.openxmlformats.org/officeDocument/2006/bibliography"/>
   </ds:schemaRefs>

--- a/src/main/webapp/plantillas/INVERSION_4_COMPLEMENTO_CONTRATO.docx
+++ b/src/main/webapp/plantillas/INVERSION_4_COMPLEMENTO_CONTRATO.docx
@@ -17,8 +17,18 @@
           <w:sz w:val="24"/>
           <w:szCs w:val="24"/>
         </w:rPr>
-        <w:t xml:space="preserve">CONTRATO DE PRESTACIÓN DE SERVICIOS </w:t>
-      </w:r>
+        <w:t xml:space="preserve">CONTRATO DE </w:t>
+      </w:r>
+      <w:r>
+        <w:rPr>
+          <w:rFonts w:ascii="Arial" w:eastAsia="Arial" w:hAnsi="Arial" w:cs="Arial"/>
+          <w:sz w:val="24"/>
+          <w:szCs w:val="24"/>
+        </w:rPr>
+        <w:t>${TIPO_CONTRATO</w:t>
+      </w:r>
+      <w:bookmarkStart w:id="0" w:name="_GoBack"/>
+      <w:bookmarkEnd w:id="0"/>
     </w:p>
     <w:p>
       <w:pPr>
@@ -29,14 +39,6 @@
           <w:szCs w:val="24"/>
         </w:rPr>
       </w:pPr>
-      <w:r>
-        <w:rPr>
-          <w:rFonts w:ascii="Arial" w:eastAsia="Arial" w:hAnsi="Arial" w:cs="Arial"/>
-          <w:sz w:val="24"/>
-          <w:szCs w:val="24"/>
-        </w:rPr>
-        <w:t>PROFESIONALES</w:t>
-      </w:r>
     </w:p>
     <w:p>
       <w:pPr>
@@ -47,18 +49,8 @@
           <w:szCs w:val="24"/>
         </w:rPr>
       </w:pPr>
-    </w:p>
-    <w:p>
-      <w:pPr>
-        <w:jc w:val="center"/>
-        <w:rPr>
-          <w:rFonts w:ascii="Arial" w:eastAsia="Arial" w:hAnsi="Arial" w:cs="Arial"/>
-          <w:sz w:val="24"/>
-          <w:szCs w:val="24"/>
-        </w:rPr>
-      </w:pPr>
-      <w:bookmarkStart w:id="0" w:name="_heading=h.w2pnf3b2862m" w:colFirst="0" w:colLast="0"/>
-      <w:bookmarkEnd w:id="0"/>
+      <w:bookmarkStart w:id="1" w:name="_heading=h.w2pnf3b2862m" w:colFirst="0" w:colLast="0"/>
+      <w:bookmarkEnd w:id="1"/>
       <w:r>
         <w:rPr>
           <w:rFonts w:ascii="Arial" w:eastAsia="Arial" w:hAnsi="Arial" w:cs="Arial"/>
@@ -211,7 +203,39 @@
           <w:sz w:val="24"/>
           <w:szCs w:val="24"/>
         </w:rPr>
-        <w:t>CLÁUSULA SEGUNDA.  VALOR Y FORMA DE PAGO: El valor del contrato será la suma de {{VALOR_CONTRATO_LETRAS}} ({{VALOR_CONTRATO}}). El Distrito Especial  de Santiago de Cali pagará el valor del contrato en Seis (6) cuotas de {{VALOR_CUOTA_LETRAS}} ({{VALOR_CUOTA_NUMERO}}) cada una, previa certificación de cumplimiento a satisfacción expedida por el supervisor del contrato. PARÁGRAFO I: Para la realización de los pagos, el CONTRATISTA deberá acreditar que se encuentra al día en el pago de aportes parafiscales relativos al sistema de seguridad social integral, así como los propios del Sena, ICBF y cajas de compensación familiar, cuando corresponda, conforme al normativa vigente aplicable. PARÁGRAFO II. En todo caso los pagos que se hagan durante la ejecución del presente contrato correspondiente a las obligaciones contractuales, se subordinan a la apropiación y disponibilidad presupuestal, ajustándose al Programa Anual mensualizado de Caja (PAC). PARÁGRAFO III: Para cumplir con las obligaciones fiscales que ordena la ley, el CONTRATANTE efectuará las retenciones que surjan del presente contrato, cuando a ello haya lugar, las cuales estarán a cargo del CONTRATISTA.</w:t>
+        <w:t xml:space="preserve">CLÁUSULA SEGUNDA.  VALOR Y FORMA DE PAGO: El valor del contrato será la suma de {{VALOR_CONTRATO_LETRAS}} ({{VALOR_CONTRATO}}). El Distrito Especial  de Santiago de Cali pagará el valor del contrato en </w:t>
+      </w:r>
+      <w:r>
+        <w:rPr>
+          <w:rFonts w:ascii="Arial" w:eastAsia="Arial" w:hAnsi="Arial" w:cs="Arial"/>
+          <w:sz w:val="24"/>
+          <w:szCs w:val="24"/>
+        </w:rPr>
+        <w:t>{{NUM_CUOTAS_LETRAS}}</w:t>
+      </w:r>
+      <w:r>
+        <w:rPr>
+          <w:rFonts w:ascii="Arial" w:eastAsia="Arial" w:hAnsi="Arial" w:cs="Arial"/>
+          <w:sz w:val="24"/>
+          <w:szCs w:val="24"/>
+        </w:rPr>
+        <w:t xml:space="preserve"> (</w:t>
+      </w:r>
+      <w:r>
+        <w:rPr>
+          <w:rFonts w:ascii="Arial" w:eastAsia="Arial" w:hAnsi="Arial" w:cs="Arial"/>
+          <w:sz w:val="24"/>
+          <w:szCs w:val="24"/>
+        </w:rPr>
+        <w:t>{{NUM_CUOTAS_NUMERO}}</w:t>
+      </w:r>
+      <w:r>
+        <w:rPr>
+          <w:rFonts w:ascii="Arial" w:eastAsia="Arial" w:hAnsi="Arial" w:cs="Arial"/>
+          <w:sz w:val="24"/>
+          <w:szCs w:val="24"/>
+        </w:rPr>
+        <w:t>) cuotas de {{VALOR_CUOTA_LETRAS}} ({{VALOR_CUOTA_NUMERO}}) cada una, previa certificación de cumplimiento a satisfacción expedida por el supervisor del contrato. PARÁGRAFO I: Para la realización de los pagos, el CONTRATISTA deberá acreditar que se encuentra al día en el pago de aportes parafiscales relativos al sistema de seguridad social integral, así como los propios del Sena, ICBF y cajas de compensación familiar, cuando corresponda, conforme al normativa vigente aplicable. PARÁGRAFO II. En todo caso los pagos que se hagan durante la ejecución del presente contrato correspondiente a las obligaciones contractuales, se subordinan a la apropiación y disponibilidad presupuestal, ajustándose al Programa Anual mensualizado de Caja (PAC). PARÁGRAFO III: Para cumplir con las obligaciones fiscales que ordena la ley, el CONTRATANTE efectuará las retenciones que surjan del presente contrato, cuando a ello haya lugar, las cuales estarán a cargo del CONTRATISTA.</w:t>
       </w:r>
     </w:p>
     <w:p>
@@ -1096,8 +1120,8 @@
           <w:szCs w:val="24"/>
         </w:rPr>
       </w:pPr>
-      <w:bookmarkStart w:id="1" w:name="_heading=h.d02i88nja45l" w:colFirst="0" w:colLast="0"/>
-      <w:bookmarkEnd w:id="1"/>
+      <w:bookmarkStart w:id="2" w:name="_heading=h.d02i88nja45l" w:colFirst="0" w:colLast="0"/>
+      <w:bookmarkEnd w:id="2"/>
       <w:r>
         <w:rPr>
           <w:rFonts w:ascii="Arial" w:eastAsia="Arial" w:hAnsi="Arial" w:cs="Arial"/>
@@ -1589,17 +1613,7 @@
           <w:sz w:val="16"/>
           <w:szCs w:val="16"/>
         </w:rPr>
-        <w:t xml:space="preserve">${NOMBRE_PROYECTO} – </w:t>
-      </w:r>
-      <w:bookmarkStart w:id="2" w:name="_GoBack"/>
-      <w:bookmarkEnd w:id="2"/>
-      <w:r>
-        <w:rPr>
-          <w:rFonts w:ascii="Arial" w:eastAsia="Arial" w:hAnsi="Arial" w:cs="Arial"/>
-          <w:sz w:val="16"/>
-          <w:szCs w:val="16"/>
-        </w:rPr>
-        <w:t>${CARGO_PROYECTO}</w:t>
+        <w:t>${NOMBRE_PROYECTO} – ${CARGO_PROYECTO}</w:t>
       </w:r>
     </w:p>
     <w:p/>
@@ -4718,6 +4732,12 @@
   <wne:recipientData>
     <wne:active wne:val="1"/>
   </wne:recipientData>
+  <wne:recipientData>
+    <wne:active wne:val="1"/>
+  </wne:recipientData>
+  <wne:recipientData>
+    <wne:active wne:val="1"/>
+  </wne:recipientData>
 </wne:recipients>
 </file>
 
@@ -7776,7 +7796,7 @@
 </file>
 
 <file path=customXml/itemProps2.xml><?xml version="1.0" encoding="utf-8"?>
-<ds:datastoreItem xmlns:ds="http://schemas.openxmlformats.org/officeDocument/2006/customXml" ds:itemID="{D3E4E811-E04E-41E2-B282-C4A22CF9BB71}">
+<ds:datastoreItem xmlns:ds="http://schemas.openxmlformats.org/officeDocument/2006/customXml" ds:itemID="{D9CD8A3E-E2B6-47F8-B7D8-CDFFB4D236A7}">
   <ds:schemaRefs>
     <ds:schemaRef ds:uri="http://schemas.openxmlformats.org/officeDocument/2006/bibliography"/>
   </ds:schemaRefs>

--- a/src/main/webapp/plantillas/INVERSION_4_COMPLEMENTO_CONTRATO.docx
+++ b/src/main/webapp/plantillas/INVERSION_4_COMPLEMENTO_CONTRATO.docx
@@ -26,6 +26,14 @@
           <w:szCs w:val="24"/>
         </w:rPr>
         <w:t>${TIPO_CONTRATO</w:t>
+      </w:r>
+      <w:r>
+        <w:rPr>
+          <w:rFonts w:ascii="Arial" w:eastAsia="Arial" w:hAnsi="Arial" w:cs="Arial"/>
+          <w:sz w:val="24"/>
+          <w:szCs w:val="24"/>
+        </w:rPr>
+        <w:t>}</w:t>
       </w:r>
       <w:bookmarkStart w:id="0" w:name="_GoBack"/>
       <w:bookmarkEnd w:id="0"/>
@@ -1759,7 +1767,7 @@
                 <w:sz w:val="16"/>
                 <w:szCs w:val="16"/>
               </w:rPr>
-              <w:t>9</w:t>
+              <w:t>1</w:t>
             </w:r>
             <w:r>
               <w:rPr>
@@ -4738,6 +4746,9 @@
   <wne:recipientData>
     <wne:active wne:val="1"/>
   </wne:recipientData>
+  <wne:recipientData>
+    <wne:active wne:val="1"/>
+  </wne:recipientData>
 </wne:recipients>
 </file>
 
@@ -7770,7 +7781,7 @@
   <a:extraClrSchemeLst/>
   <a:extLst>
     <a:ext uri="{05A4C25C-085E-4340-85A3-A5531E510DB2}">
-      <thm15:themeFamily xmlns:thm15="http://schemas.microsoft.com/office/thememl/2012/main" xmlns="" name="Office Theme" id="{62F939B6-93AF-4DB8-9C6B-D6C7DFDC589F}" vid="{4A3C46E8-61CC-4603-A589-7422A47A8E4A}"/>
+      <thm15:themeFamily xmlns="" xmlns:thm15="http://schemas.microsoft.com/office/thememl/2012/main" name="Office Theme" id="{62F939B6-93AF-4DB8-9C6B-D6C7DFDC589F}" vid="{4A3C46E8-61CC-4603-A589-7422A47A8E4A}"/>
     </a:ext>
   </a:extLst>
 </a:theme>
@@ -7796,7 +7807,7 @@
 </file>
 
 <file path=customXml/itemProps2.xml><?xml version="1.0" encoding="utf-8"?>
-<ds:datastoreItem xmlns:ds="http://schemas.openxmlformats.org/officeDocument/2006/customXml" ds:itemID="{D9CD8A3E-E2B6-47F8-B7D8-CDFFB4D236A7}">
+<ds:datastoreItem xmlns:ds="http://schemas.openxmlformats.org/officeDocument/2006/customXml" ds:itemID="{5026A035-D867-40B2-BE15-AF7DC389B6AF}">
   <ds:schemaRefs>
     <ds:schemaRef ds:uri="http://schemas.openxmlformats.org/officeDocument/2006/bibliography"/>
   </ds:schemaRefs>
